--- a/swh/docx/016.content.docx
+++ b/swh/docx/016.content.docx
@@ -519,90 +519,66 @@
           <w:lang w:val="sw_KE" w:bidi="sw_KE"/>
         </w:rPr>
       </w:r>
-      <w:hyperlink r:id="rId13">
-        <w:r>
-          <w:rPr>
-            <w:lang w:val="sw_KE" w:bidi="sw_KE"/>
-          </w:rPr>
-          <w:rPr>
-            <w:color w:val="0000EE"/>
-            <w:u w:val="single"/>
-          </w:rPr>
-          <w:t>1 Mambo ya Nyakati 3:21</w:t>
-        </w:r>
-      </w:hyperlink>
-    </w:p>
-    <w:p>
-      <w:pPr>
-        <w:pStyle w:val="ListBullet"/>
-        <w:spacing w:line="240" w:lineRule="auto"/>
-        <w:ind w:left="720"/>
-      </w:pPr>
-      <w:r>
-        <w:rPr>
-          <w:lang w:val="sw_KE" w:bidi="sw_KE"/>
-        </w:rPr>
-      </w:r>
-      <w:hyperlink r:id="rId14">
-        <w:r>
-          <w:rPr>
-            <w:lang w:val="sw_KE" w:bidi="sw_KE"/>
-          </w:rPr>
-          <w:rPr>
-            <w:color w:val="0000EE"/>
-            <w:u w:val="single"/>
-          </w:rPr>
-          <w:t>1 Mambo ya Nyakati 8:38–40</w:t>
-        </w:r>
-      </w:hyperlink>
-    </w:p>
-    <w:p>
-      <w:pPr>
-        <w:pStyle w:val="ListBullet"/>
-        <w:spacing w:line="240" w:lineRule="auto"/>
-        <w:ind w:left="720"/>
-      </w:pPr>
-      <w:r>
-        <w:rPr>
-          <w:lang w:val="sw_KE" w:bidi="sw_KE"/>
-        </w:rPr>
-      </w:r>
-      <w:hyperlink r:id="rId15">
-        <w:r>
-          <w:rPr>
-            <w:lang w:val="sw_KE" w:bidi="sw_KE"/>
-          </w:rPr>
-          <w:rPr>
-            <w:color w:val="0000EE"/>
-            <w:u w:val="single"/>
-          </w:rPr>
-          <w:t>Ezra 8:8–11</w:t>
-        </w:r>
-      </w:hyperlink>
-    </w:p>
-    <w:p>
-      <w:pPr>
-        <w:pStyle w:val="ListBullet"/>
-        <w:spacing w:line="240" w:lineRule="auto"/>
-        <w:ind w:left="720"/>
-      </w:pPr>
-      <w:r>
-        <w:rPr>
-          <w:lang w:val="sw_KE" w:bidi="sw_KE"/>
-        </w:rPr>
-      </w:r>
-      <w:hyperlink r:id="rId16">
-        <w:r>
-          <w:rPr>
-            <w:lang w:val="sw_KE" w:bidi="sw_KE"/>
-          </w:rPr>
-          <w:rPr>
-            <w:color w:val="0000EE"/>
-            <w:u w:val="single"/>
-          </w:rPr>
-          <w:t>Obadia 1:2</w:t>
-        </w:r>
-      </w:hyperlink>
+      <w:r>
+        <w:rPr>
+          <w:lang w:val="sw_KE" w:bidi="sw_KE"/>
+        </w:rPr>
+        <w:t>1 Mambo ya Nyakati 3:21</w:t>
+      </w:r>
+    </w:p>
+    <w:p>
+      <w:pPr>
+        <w:pStyle w:val="ListBullet"/>
+        <w:spacing w:line="240" w:lineRule="auto"/>
+        <w:ind w:left="720"/>
+      </w:pPr>
+      <w:r>
+        <w:rPr>
+          <w:lang w:val="sw_KE" w:bidi="sw_KE"/>
+        </w:rPr>
+      </w:r>
+      <w:r>
+        <w:rPr>
+          <w:lang w:val="sw_KE" w:bidi="sw_KE"/>
+        </w:rPr>
+        <w:t>1 Mambo ya Nyakati 8:38–40</w:t>
+      </w:r>
+    </w:p>
+    <w:p>
+      <w:pPr>
+        <w:pStyle w:val="ListBullet"/>
+        <w:spacing w:line="240" w:lineRule="auto"/>
+        <w:ind w:left="720"/>
+      </w:pPr>
+      <w:r>
+        <w:rPr>
+          <w:lang w:val="sw_KE" w:bidi="sw_KE"/>
+        </w:rPr>
+      </w:r>
+      <w:r>
+        <w:rPr>
+          <w:lang w:val="sw_KE" w:bidi="sw_KE"/>
+        </w:rPr>
+        <w:t>Ezra 8:8–11</w:t>
+      </w:r>
+    </w:p>
+    <w:p>
+      <w:pPr>
+        <w:pStyle w:val="ListBullet"/>
+        <w:spacing w:line="240" w:lineRule="auto"/>
+        <w:ind w:left="720"/>
+      </w:pPr>
+      <w:r>
+        <w:rPr>
+          <w:lang w:val="sw_KE" w:bidi="sw_KE"/>
+        </w:rPr>
+      </w:r>
+      <w:r>
+        <w:rPr>
+          <w:lang w:val="sw_KE" w:bidi="sw_KE"/>
+        </w:rPr>
+        <w:t>Obadia 1:2</w:t>
+      </w:r>
     </w:p>
     <w:p>
       <w:pPr>
@@ -1198,378 +1174,282 @@
           <w:lang w:val="sw_KE" w:bidi="sw_KE"/>
         </w:rPr>
       </w:r>
-      <w:hyperlink r:id="rId17">
-        <w:r>
-          <w:rPr>
-            <w:lang w:val="sw_KE" w:bidi="sw_KE"/>
-          </w:rPr>
-          <w:rPr>
-            <w:color w:val="0000EE"/>
-            <w:u w:val="single"/>
-          </w:rPr>
-          <w:t>Mwanzo 49:18</w:t>
-        </w:r>
-      </w:hyperlink>
-    </w:p>
-    <w:p>
-      <w:pPr>
-        <w:pStyle w:val="ListBullet"/>
-        <w:spacing w:line="240" w:lineRule="auto"/>
-        <w:ind w:left="720"/>
-      </w:pPr>
-      <w:r>
-        <w:rPr>
-          <w:lang w:val="sw_KE" w:bidi="sw_KE"/>
-        </w:rPr>
-      </w:r>
-      <w:hyperlink r:id="rId18">
-        <w:r>
-          <w:rPr>
-            <w:lang w:val="sw_KE" w:bidi="sw_KE"/>
-          </w:rPr>
-          <w:rPr>
-            <w:color w:val="0000EE"/>
-            <w:u w:val="single"/>
-          </w:rPr>
-          <w:t>Mwanzo 47:25–26</w:t>
-        </w:r>
-      </w:hyperlink>
-    </w:p>
-    <w:p>
-      <w:pPr>
-        <w:pStyle w:val="ListBullet"/>
-        <w:spacing w:line="240" w:lineRule="auto"/>
-        <w:ind w:left="720"/>
-      </w:pPr>
-      <w:r>
-        <w:rPr>
-          <w:lang w:val="sw_KE" w:bidi="sw_KE"/>
-        </w:rPr>
-      </w:r>
-      <w:hyperlink r:id="rId19">
-        <w:r>
-          <w:rPr>
-            <w:lang w:val="sw_KE" w:bidi="sw_KE"/>
-          </w:rPr>
-          <w:rPr>
-            <w:color w:val="0000EE"/>
-            <w:u w:val="single"/>
-          </w:rPr>
-          <w:t>Zaburi 80:3</w:t>
-        </w:r>
-      </w:hyperlink>
-    </w:p>
-    <w:p>
-      <w:pPr>
-        <w:pStyle w:val="ListBullet"/>
-        <w:spacing w:line="240" w:lineRule="auto"/>
-        <w:ind w:left="720"/>
-      </w:pPr>
-      <w:r>
-        <w:rPr>
-          <w:lang w:val="sw_KE" w:bidi="sw_KE"/>
-        </w:rPr>
-      </w:r>
-      <w:hyperlink r:id="rId20">
-        <w:r>
-          <w:rPr>
-            <w:lang w:val="sw_KE" w:bidi="sw_KE"/>
-          </w:rPr>
-          <w:rPr>
-            <w:color w:val="0000EE"/>
-            <w:u w:val="single"/>
-          </w:rPr>
-          <w:t>Yeremia 16:19–21</w:t>
-        </w:r>
-      </w:hyperlink>
-    </w:p>
-    <w:p>
-      <w:pPr>
-        <w:pStyle w:val="ListBullet"/>
-        <w:spacing w:line="240" w:lineRule="auto"/>
-        <w:ind w:left="720"/>
-      </w:pPr>
-      <w:r>
-        <w:rPr>
-          <w:lang w:val="sw_KE" w:bidi="sw_KE"/>
-        </w:rPr>
-      </w:r>
-      <w:hyperlink r:id="rId21">
-        <w:r>
-          <w:rPr>
-            <w:lang w:val="sw_KE" w:bidi="sw_KE"/>
-          </w:rPr>
-          <w:rPr>
-            <w:color w:val="0000EE"/>
-            <w:u w:val="single"/>
-          </w:rPr>
-          <w:t>Mika 6:3–5</w:t>
-        </w:r>
-      </w:hyperlink>
-    </w:p>
-    <w:p>
-      <w:pPr>
-        <w:pStyle w:val="ListBullet"/>
-        <w:spacing w:line="240" w:lineRule="auto"/>
-        <w:ind w:left="720"/>
-      </w:pPr>
-      <w:r>
-        <w:rPr>
-          <w:lang w:val="sw_KE" w:bidi="sw_KE"/>
-        </w:rPr>
-      </w:r>
-      <w:hyperlink r:id="rId22">
-        <w:r>
-          <w:rPr>
-            <w:lang w:val="sw_KE" w:bidi="sw_KE"/>
-          </w:rPr>
-          <w:rPr>
-            <w:color w:val="0000EE"/>
-            <w:u w:val="single"/>
-          </w:rPr>
-          <w:t>Luka 2:30</w:t>
-        </w:r>
-      </w:hyperlink>
-    </w:p>
-    <w:p>
-      <w:pPr>
-        <w:pStyle w:val="ListBullet"/>
-        <w:spacing w:line="240" w:lineRule="auto"/>
-        <w:ind w:left="720"/>
-      </w:pPr>
-      <w:r>
-        <w:rPr>
-          <w:lang w:val="sw_KE" w:bidi="sw_KE"/>
-        </w:rPr>
-      </w:r>
-      <w:hyperlink r:id="rId23">
-        <w:r>
-          <w:rPr>
-            <w:lang w:val="sw_KE" w:bidi="sw_KE"/>
-          </w:rPr>
-          <w:rPr>
-            <w:color w:val="0000EE"/>
-            <w:u w:val="single"/>
-          </w:rPr>
-          <w:t>Luka 8:36–37</w:t>
-        </w:r>
-      </w:hyperlink>
-    </w:p>
-    <w:p>
-      <w:pPr>
-        <w:pStyle w:val="ListBullet"/>
-        <w:spacing w:line="240" w:lineRule="auto"/>
-        <w:ind w:left="720"/>
-      </w:pPr>
-      <w:r>
-        <w:rPr>
-          <w:lang w:val="sw_KE" w:bidi="sw_KE"/>
-        </w:rPr>
-      </w:r>
-      <w:hyperlink r:id="rId24">
-        <w:r>
-          <w:rPr>
-            <w:lang w:val="sw_KE" w:bidi="sw_KE"/>
-          </w:rPr>
-          <w:rPr>
-            <w:color w:val="0000EE"/>
-            <w:u w:val="single"/>
-          </w:rPr>
-          <w:t>Matendo 4:12</w:t>
-        </w:r>
-      </w:hyperlink>
-    </w:p>
-    <w:p>
-      <w:pPr>
-        <w:pStyle w:val="ListBullet"/>
-        <w:spacing w:line="240" w:lineRule="auto"/>
-        <w:ind w:left="720"/>
-      </w:pPr>
-      <w:r>
-        <w:rPr>
-          <w:lang w:val="sw_KE" w:bidi="sw_KE"/>
-        </w:rPr>
-      </w:r>
-      <w:hyperlink r:id="rId25">
-        <w:r>
-          <w:rPr>
-            <w:lang w:val="sw_KE" w:bidi="sw_KE"/>
-          </w:rPr>
-          <w:rPr>
-            <w:color w:val="0000EE"/>
-            <w:u w:val="single"/>
-          </w:rPr>
-          <w:t>Matendo 28:28</w:t>
-        </w:r>
-      </w:hyperlink>
-    </w:p>
-    <w:p>
-      <w:pPr>
-        <w:pStyle w:val="ListBullet"/>
-        <w:spacing w:line="240" w:lineRule="auto"/>
-        <w:ind w:left="720"/>
-      </w:pPr>
-      <w:r>
-        <w:rPr>
-          <w:lang w:val="sw_KE" w:bidi="sw_KE"/>
-        </w:rPr>
-      </w:r>
-      <w:hyperlink r:id="rId26">
-        <w:r>
-          <w:rPr>
-            <w:lang w:val="sw_KE" w:bidi="sw_KE"/>
-          </w:rPr>
-          <w:rPr>
-            <w:color w:val="0000EE"/>
-            <w:u w:val="single"/>
-          </w:rPr>
-          <w:t>Matendo 2:21</w:t>
-        </w:r>
-      </w:hyperlink>
-    </w:p>
-    <w:p>
-      <w:pPr>
-        <w:pStyle w:val="ListBullet"/>
-        <w:spacing w:line="240" w:lineRule="auto"/>
-        <w:ind w:left="720"/>
-      </w:pPr>
-      <w:r>
-        <w:rPr>
-          <w:lang w:val="sw_KE" w:bidi="sw_KE"/>
-        </w:rPr>
-      </w:r>
-      <w:hyperlink r:id="rId27">
-        <w:r>
-          <w:rPr>
-            <w:lang w:val="sw_KE" w:bidi="sw_KE"/>
-          </w:rPr>
-          <w:rPr>
-            <w:color w:val="0000EE"/>
-            <w:u w:val="single"/>
-          </w:rPr>
-          <w:t>Warumi 1:16</w:t>
-        </w:r>
-      </w:hyperlink>
-    </w:p>
-    <w:p>
-      <w:pPr>
-        <w:pStyle w:val="ListBullet"/>
-        <w:spacing w:line="240" w:lineRule="auto"/>
-        <w:ind w:left="720"/>
-      </w:pPr>
-      <w:r>
-        <w:rPr>
-          <w:lang w:val="sw_KE" w:bidi="sw_KE"/>
-        </w:rPr>
-      </w:r>
-      <w:hyperlink r:id="rId28">
-        <w:r>
-          <w:rPr>
-            <w:lang w:val="sw_KE" w:bidi="sw_KE"/>
-          </w:rPr>
-          <w:rPr>
-            <w:color w:val="0000EE"/>
-            <w:u w:val="single"/>
-          </w:rPr>
-          <w:t>Warumi 10:10</w:t>
-        </w:r>
-      </w:hyperlink>
-    </w:p>
-    <w:p>
-      <w:pPr>
-        <w:pStyle w:val="ListBullet"/>
-        <w:spacing w:line="240" w:lineRule="auto"/>
-        <w:ind w:left="720"/>
-      </w:pPr>
-      <w:r>
-        <w:rPr>
-          <w:lang w:val="sw_KE" w:bidi="sw_KE"/>
-        </w:rPr>
-      </w:r>
-      <w:hyperlink r:id="rId29">
-        <w:r>
-          <w:rPr>
-            <w:lang w:val="sw_KE" w:bidi="sw_KE"/>
-          </w:rPr>
-          <w:rPr>
-            <w:color w:val="0000EE"/>
-            <w:u w:val="single"/>
-          </w:rPr>
-          <w:t>Waefeso 6:17</w:t>
-        </w:r>
-      </w:hyperlink>
-    </w:p>
-    <w:p>
-      <w:pPr>
-        <w:pStyle w:val="ListBullet"/>
-        <w:spacing w:line="240" w:lineRule="auto"/>
-        <w:ind w:left="720"/>
-      </w:pPr>
-      <w:r>
-        <w:rPr>
-          <w:lang w:val="sw_KE" w:bidi="sw_KE"/>
-        </w:rPr>
-      </w:r>
-      <w:hyperlink r:id="rId30">
-        <w:r>
-          <w:rPr>
-            <w:lang w:val="sw_KE" w:bidi="sw_KE"/>
-          </w:rPr>
-          <w:rPr>
-            <w:color w:val="0000EE"/>
-            <w:u w:val="single"/>
-          </w:rPr>
-          <w:t>Wafilipi 1:28</w:t>
-        </w:r>
-      </w:hyperlink>
-    </w:p>
-    <w:p>
-      <w:pPr>
-        <w:pStyle w:val="ListBullet"/>
-        <w:spacing w:line="240" w:lineRule="auto"/>
-        <w:ind w:left="720"/>
-      </w:pPr>
-      <w:r>
-        <w:rPr>
-          <w:lang w:val="sw_KE" w:bidi="sw_KE"/>
-        </w:rPr>
-      </w:r>
-      <w:hyperlink r:id="rId31">
-        <w:r>
-          <w:rPr>
-            <w:lang w:val="sw_KE" w:bidi="sw_KE"/>
-          </w:rPr>
-          <w:rPr>
-            <w:color w:val="0000EE"/>
-            <w:u w:val="single"/>
-          </w:rPr>
-          <w:t>1 Timotheo 1:15–17</w:t>
-        </w:r>
-      </w:hyperlink>
-    </w:p>
-    <w:p>
-      <w:pPr>
-        <w:pStyle w:val="ListBullet"/>
-        <w:spacing w:line="240" w:lineRule="auto"/>
-        <w:ind w:left="720"/>
-      </w:pPr>
-      <w:r>
-        <w:rPr>
-          <w:lang w:val="sw_KE" w:bidi="sw_KE"/>
-        </w:rPr>
-      </w:r>
-      <w:hyperlink r:id="rId32">
-        <w:r>
-          <w:rPr>
-            <w:lang w:val="sw_KE" w:bidi="sw_KE"/>
-          </w:rPr>
-          <w:rPr>
-            <w:color w:val="0000EE"/>
-            <w:u w:val="single"/>
-          </w:rPr>
-          <w:t>Ufunuo 19:1–2</w:t>
-        </w:r>
-      </w:hyperlink>
+      <w:r>
+        <w:rPr>
+          <w:lang w:val="sw_KE" w:bidi="sw_KE"/>
+        </w:rPr>
+        <w:t>Mwanzo 49:18</w:t>
+      </w:r>
+    </w:p>
+    <w:p>
+      <w:pPr>
+        <w:pStyle w:val="ListBullet"/>
+        <w:spacing w:line="240" w:lineRule="auto"/>
+        <w:ind w:left="720"/>
+      </w:pPr>
+      <w:r>
+        <w:rPr>
+          <w:lang w:val="sw_KE" w:bidi="sw_KE"/>
+        </w:rPr>
+      </w:r>
+      <w:r>
+        <w:rPr>
+          <w:lang w:val="sw_KE" w:bidi="sw_KE"/>
+        </w:rPr>
+        <w:t>Mwanzo 47:25–26</w:t>
+      </w:r>
+    </w:p>
+    <w:p>
+      <w:pPr>
+        <w:pStyle w:val="ListBullet"/>
+        <w:spacing w:line="240" w:lineRule="auto"/>
+        <w:ind w:left="720"/>
+      </w:pPr>
+      <w:r>
+        <w:rPr>
+          <w:lang w:val="sw_KE" w:bidi="sw_KE"/>
+        </w:rPr>
+      </w:r>
+      <w:r>
+        <w:rPr>
+          <w:lang w:val="sw_KE" w:bidi="sw_KE"/>
+        </w:rPr>
+        <w:t>Zaburi 80:3</w:t>
+      </w:r>
+    </w:p>
+    <w:p>
+      <w:pPr>
+        <w:pStyle w:val="ListBullet"/>
+        <w:spacing w:line="240" w:lineRule="auto"/>
+        <w:ind w:left="720"/>
+      </w:pPr>
+      <w:r>
+        <w:rPr>
+          <w:lang w:val="sw_KE" w:bidi="sw_KE"/>
+        </w:rPr>
+      </w:r>
+      <w:r>
+        <w:rPr>
+          <w:lang w:val="sw_KE" w:bidi="sw_KE"/>
+        </w:rPr>
+        <w:t>Yeremia 16:19–21</w:t>
+      </w:r>
+    </w:p>
+    <w:p>
+      <w:pPr>
+        <w:pStyle w:val="ListBullet"/>
+        <w:spacing w:line="240" w:lineRule="auto"/>
+        <w:ind w:left="720"/>
+      </w:pPr>
+      <w:r>
+        <w:rPr>
+          <w:lang w:val="sw_KE" w:bidi="sw_KE"/>
+        </w:rPr>
+      </w:r>
+      <w:r>
+        <w:rPr>
+          <w:lang w:val="sw_KE" w:bidi="sw_KE"/>
+        </w:rPr>
+        <w:t>Mika 6:3–5</w:t>
+      </w:r>
+    </w:p>
+    <w:p>
+      <w:pPr>
+        <w:pStyle w:val="ListBullet"/>
+        <w:spacing w:line="240" w:lineRule="auto"/>
+        <w:ind w:left="720"/>
+      </w:pPr>
+      <w:r>
+        <w:rPr>
+          <w:lang w:val="sw_KE" w:bidi="sw_KE"/>
+        </w:rPr>
+      </w:r>
+      <w:r>
+        <w:rPr>
+          <w:lang w:val="sw_KE" w:bidi="sw_KE"/>
+        </w:rPr>
+        <w:t>Luka 2:30</w:t>
+      </w:r>
+    </w:p>
+    <w:p>
+      <w:pPr>
+        <w:pStyle w:val="ListBullet"/>
+        <w:spacing w:line="240" w:lineRule="auto"/>
+        <w:ind w:left="720"/>
+      </w:pPr>
+      <w:r>
+        <w:rPr>
+          <w:lang w:val="sw_KE" w:bidi="sw_KE"/>
+        </w:rPr>
+      </w:r>
+      <w:r>
+        <w:rPr>
+          <w:lang w:val="sw_KE" w:bidi="sw_KE"/>
+        </w:rPr>
+        <w:t>Luka 8:36–37</w:t>
+      </w:r>
+    </w:p>
+    <w:p>
+      <w:pPr>
+        <w:pStyle w:val="ListBullet"/>
+        <w:spacing w:line="240" w:lineRule="auto"/>
+        <w:ind w:left="720"/>
+      </w:pPr>
+      <w:r>
+        <w:rPr>
+          <w:lang w:val="sw_KE" w:bidi="sw_KE"/>
+        </w:rPr>
+      </w:r>
+      <w:r>
+        <w:rPr>
+          <w:lang w:val="sw_KE" w:bidi="sw_KE"/>
+        </w:rPr>
+        <w:t>Matendo 4:12</w:t>
+      </w:r>
+    </w:p>
+    <w:p>
+      <w:pPr>
+        <w:pStyle w:val="ListBullet"/>
+        <w:spacing w:line="240" w:lineRule="auto"/>
+        <w:ind w:left="720"/>
+      </w:pPr>
+      <w:r>
+        <w:rPr>
+          <w:lang w:val="sw_KE" w:bidi="sw_KE"/>
+        </w:rPr>
+      </w:r>
+      <w:r>
+        <w:rPr>
+          <w:lang w:val="sw_KE" w:bidi="sw_KE"/>
+        </w:rPr>
+        <w:t>Matendo 28:28</w:t>
+      </w:r>
+    </w:p>
+    <w:p>
+      <w:pPr>
+        <w:pStyle w:val="ListBullet"/>
+        <w:spacing w:line="240" w:lineRule="auto"/>
+        <w:ind w:left="720"/>
+      </w:pPr>
+      <w:r>
+        <w:rPr>
+          <w:lang w:val="sw_KE" w:bidi="sw_KE"/>
+        </w:rPr>
+      </w:r>
+      <w:r>
+        <w:rPr>
+          <w:lang w:val="sw_KE" w:bidi="sw_KE"/>
+        </w:rPr>
+        <w:t>Matendo 2:21</w:t>
+      </w:r>
+    </w:p>
+    <w:p>
+      <w:pPr>
+        <w:pStyle w:val="ListBullet"/>
+        <w:spacing w:line="240" w:lineRule="auto"/>
+        <w:ind w:left="720"/>
+      </w:pPr>
+      <w:r>
+        <w:rPr>
+          <w:lang w:val="sw_KE" w:bidi="sw_KE"/>
+        </w:rPr>
+      </w:r>
+      <w:r>
+        <w:rPr>
+          <w:lang w:val="sw_KE" w:bidi="sw_KE"/>
+        </w:rPr>
+        <w:t>Warumi 1:16</w:t>
+      </w:r>
+    </w:p>
+    <w:p>
+      <w:pPr>
+        <w:pStyle w:val="ListBullet"/>
+        <w:spacing w:line="240" w:lineRule="auto"/>
+        <w:ind w:left="720"/>
+      </w:pPr>
+      <w:r>
+        <w:rPr>
+          <w:lang w:val="sw_KE" w:bidi="sw_KE"/>
+        </w:rPr>
+      </w:r>
+      <w:r>
+        <w:rPr>
+          <w:lang w:val="sw_KE" w:bidi="sw_KE"/>
+        </w:rPr>
+        <w:t>Warumi 10:10</w:t>
+      </w:r>
+    </w:p>
+    <w:p>
+      <w:pPr>
+        <w:pStyle w:val="ListBullet"/>
+        <w:spacing w:line="240" w:lineRule="auto"/>
+        <w:ind w:left="720"/>
+      </w:pPr>
+      <w:r>
+        <w:rPr>
+          <w:lang w:val="sw_KE" w:bidi="sw_KE"/>
+        </w:rPr>
+      </w:r>
+      <w:r>
+        <w:rPr>
+          <w:lang w:val="sw_KE" w:bidi="sw_KE"/>
+        </w:rPr>
+        <w:t>Waefeso 6:17</w:t>
+      </w:r>
+    </w:p>
+    <w:p>
+      <w:pPr>
+        <w:pStyle w:val="ListBullet"/>
+        <w:spacing w:line="240" w:lineRule="auto"/>
+        <w:ind w:left="720"/>
+      </w:pPr>
+      <w:r>
+        <w:rPr>
+          <w:lang w:val="sw_KE" w:bidi="sw_KE"/>
+        </w:rPr>
+      </w:r>
+      <w:r>
+        <w:rPr>
+          <w:lang w:val="sw_KE" w:bidi="sw_KE"/>
+        </w:rPr>
+        <w:t>Wafilipi 1:28</w:t>
+      </w:r>
+    </w:p>
+    <w:p>
+      <w:pPr>
+        <w:pStyle w:val="ListBullet"/>
+        <w:spacing w:line="240" w:lineRule="auto"/>
+        <w:ind w:left="720"/>
+      </w:pPr>
+      <w:r>
+        <w:rPr>
+          <w:lang w:val="sw_KE" w:bidi="sw_KE"/>
+        </w:rPr>
+      </w:r>
+      <w:r>
+        <w:rPr>
+          <w:lang w:val="sw_KE" w:bidi="sw_KE"/>
+        </w:rPr>
+        <w:t>1 Timotheo 1:15–17</w:t>
+      </w:r>
+    </w:p>
+    <w:p>
+      <w:pPr>
+        <w:pStyle w:val="ListBullet"/>
+        <w:spacing w:line="240" w:lineRule="auto"/>
+        <w:ind w:left="720"/>
+      </w:pPr>
+      <w:r>
+        <w:rPr>
+          <w:lang w:val="sw_KE" w:bidi="sw_KE"/>
+        </w:rPr>
+      </w:r>
+      <w:r>
+        <w:rPr>
+          <w:lang w:val="sw_KE" w:bidi="sw_KE"/>
+        </w:rPr>
+        <w:t>Ufunuo 19:1–2</w:t>
+      </w:r>
     </w:p>
     <w:p>
       <w:pPr>
@@ -2221,186 +2101,138 @@
           <w:lang w:val="sw_KE" w:bidi="sw_KE"/>
         </w:rPr>
       </w:r>
-      <w:hyperlink r:id="rId33">
-        <w:r>
-          <w:rPr>
-            <w:lang w:val="sw_KE" w:bidi="sw_KE"/>
-          </w:rPr>
-          <w:rPr>
-            <w:color w:val="0000EE"/>
-            <w:u w:val="single"/>
-          </w:rPr>
-          <w:t>Ezekieli 13:17–18</w:t>
-        </w:r>
-      </w:hyperlink>
-    </w:p>
-    <w:p>
-      <w:pPr>
-        <w:pStyle w:val="ListBullet"/>
-        <w:spacing w:line="240" w:lineRule="auto"/>
-        <w:ind w:left="720"/>
-      </w:pPr>
-      <w:r>
-        <w:rPr>
-          <w:lang w:val="sw_KE" w:bidi="sw_KE"/>
-        </w:rPr>
-      </w:r>
-      <w:hyperlink r:id="rId34">
-        <w:r>
-          <w:rPr>
-            <w:lang w:val="sw_KE" w:bidi="sw_KE"/>
-          </w:rPr>
-          <w:rPr>
-            <w:color w:val="0000EE"/>
-            <w:u w:val="single"/>
-          </w:rPr>
-          <w:t>Ole wao wanaojenga mji kwa damu, na kuimarisha mji kwa uovu!</w:t>
-        </w:r>
-      </w:hyperlink>
-    </w:p>
-    <w:p>
-      <w:pPr>
-        <w:pStyle w:val="ListBullet"/>
-        <w:spacing w:line="240" w:lineRule="auto"/>
-        <w:ind w:left="720"/>
-      </w:pPr>
-      <w:r>
-        <w:rPr>
-          <w:lang w:val="sw_KE" w:bidi="sw_KE"/>
-        </w:rPr>
-      </w:r>
-      <w:hyperlink r:id="rId35">
-        <w:r>
-          <w:rPr>
-            <w:lang w:val="sw_KE" w:bidi="sw_KE"/>
-          </w:rPr>
-          <w:rPr>
-            <w:color w:val="0000EE"/>
-            <w:u w:val="single"/>
-          </w:rPr>
-          <w:t>Isaya 31:1–2</w:t>
-        </w:r>
-      </w:hyperlink>
-    </w:p>
-    <w:p>
-      <w:pPr>
-        <w:pStyle w:val="ListBullet"/>
-        <w:spacing w:line="240" w:lineRule="auto"/>
-        <w:ind w:left="720"/>
-      </w:pPr>
-      <w:r>
-        <w:rPr>
-          <w:lang w:val="sw_KE" w:bidi="sw_KE"/>
-        </w:rPr>
-      </w:r>
-      <w:hyperlink r:id="rId36">
-        <w:r>
-          <w:rPr>
-            <w:lang w:val="sw_KE" w:bidi="sw_KE"/>
-          </w:rPr>
-          <w:rPr>
-            <w:color w:val="0000EE"/>
-            <w:u w:val="single"/>
-          </w:rPr>
-          <w:t>Yeremia 45:1–3</w:t>
-        </w:r>
-      </w:hyperlink>
-    </w:p>
-    <w:p>
-      <w:pPr>
-        <w:pStyle w:val="ListBullet"/>
-        <w:spacing w:line="240" w:lineRule="auto"/>
-        <w:ind w:left="720"/>
-      </w:pPr>
-      <w:r>
-        <w:rPr>
-          <w:lang w:val="sw_KE" w:bidi="sw_KE"/>
-        </w:rPr>
-      </w:r>
-      <w:hyperlink r:id="rId37">
-        <w:r>
-          <w:rPr>
-            <w:lang w:val="sw_KE" w:bidi="sw_KE"/>
-          </w:rPr>
-          <w:rPr>
-            <w:color w:val="0000EE"/>
-            <w:u w:val="single"/>
-          </w:rPr>
-          <w:t>Yuda 1:9–11</w:t>
-        </w:r>
-      </w:hyperlink>
-    </w:p>
-    <w:p>
-      <w:pPr>
-        <w:pStyle w:val="ListBullet"/>
-        <w:spacing w:line="240" w:lineRule="auto"/>
-        <w:ind w:left="720"/>
-      </w:pPr>
-      <w:r>
-        <w:rPr>
-          <w:lang w:val="sw_KE" w:bidi="sw_KE"/>
-        </w:rPr>
-      </w:r>
-      <w:hyperlink r:id="rId38">
-        <w:r>
-          <w:rPr>
-            <w:lang w:val="sw_KE" w:bidi="sw_KE"/>
-          </w:rPr>
-          <w:rPr>
-            <w:color w:val="0000EE"/>
-            <w:u w:val="single"/>
-          </w:rPr>
-          <w:t>Luka 6:24</w:t>
-        </w:r>
-      </w:hyperlink>
-    </w:p>
-    <w:p>
-      <w:pPr>
-        <w:pStyle w:val="ListBullet"/>
-        <w:spacing w:line="240" w:lineRule="auto"/>
-        <w:ind w:left="720"/>
-      </w:pPr>
-      <w:r>
-        <w:rPr>
-          <w:lang w:val="sw_KE" w:bidi="sw_KE"/>
-        </w:rPr>
-      </w:r>
-      <w:hyperlink r:id="rId39">
-        <w:r>
-          <w:rPr>
-            <w:lang w:val="sw_KE" w:bidi="sw_KE"/>
-          </w:rPr>
-          <w:rPr>
-            <w:color w:val="0000EE"/>
-            <w:u w:val="single"/>
-          </w:rPr>
-          <w:t>Luka 17:1–2</w:t>
-        </w:r>
-      </w:hyperlink>
-    </w:p>
-    <w:p>
-      <w:pPr>
-        <w:pStyle w:val="ListBullet"/>
-        <w:spacing w:line="240" w:lineRule="auto"/>
-        <w:ind w:left="720"/>
-      </w:pPr>
-      <w:r>
-        <w:rPr>
-          <w:lang w:val="sw_KE" w:bidi="sw_KE"/>
-        </w:rPr>
-      </w:r>
-      <w:hyperlink r:id="rId40">
-        <w:r>
-          <w:rPr>
-            <w:lang w:val="sw_KE" w:bidi="sw_KE"/>
-          </w:rPr>
-          <w:rPr>
-            <w:color w:val="0000EE"/>
-            <w:u w:val="single"/>
-          </w:rPr>
-          <w:t>Mathayo 23:23</w:t>
-        </w:r>
-      </w:hyperlink>
+      <w:r>
+        <w:rPr>
+          <w:lang w:val="sw_KE" w:bidi="sw_KE"/>
+        </w:rPr>
+        <w:t>Ezekieli 13:17–18</w:t>
+      </w:r>
+    </w:p>
+    <w:p>
+      <w:pPr>
+        <w:pStyle w:val="ListBullet"/>
+        <w:spacing w:line="240" w:lineRule="auto"/>
+        <w:ind w:left="720"/>
+      </w:pPr>
+      <w:r>
+        <w:rPr>
+          <w:lang w:val="sw_KE" w:bidi="sw_KE"/>
+        </w:rPr>
+      </w:r>
+      <w:r>
+        <w:rPr>
+          <w:lang w:val="sw_KE" w:bidi="sw_KE"/>
+        </w:rPr>
+        <w:t>Ole wao wanaojenga mji kwa damu, na kuimarisha mji kwa uovu!</w:t>
+      </w:r>
+    </w:p>
+    <w:p>
+      <w:pPr>
+        <w:pStyle w:val="ListBullet"/>
+        <w:spacing w:line="240" w:lineRule="auto"/>
+        <w:ind w:left="720"/>
+      </w:pPr>
+      <w:r>
+        <w:rPr>
+          <w:lang w:val="sw_KE" w:bidi="sw_KE"/>
+        </w:rPr>
+      </w:r>
+      <w:r>
+        <w:rPr>
+          <w:lang w:val="sw_KE" w:bidi="sw_KE"/>
+        </w:rPr>
+        <w:t>Isaya 31:1–2</w:t>
+      </w:r>
+    </w:p>
+    <w:p>
+      <w:pPr>
+        <w:pStyle w:val="ListBullet"/>
+        <w:spacing w:line="240" w:lineRule="auto"/>
+        <w:ind w:left="720"/>
+      </w:pPr>
+      <w:r>
+        <w:rPr>
+          <w:lang w:val="sw_KE" w:bidi="sw_KE"/>
+        </w:rPr>
+      </w:r>
+      <w:r>
+        <w:rPr>
+          <w:lang w:val="sw_KE" w:bidi="sw_KE"/>
+        </w:rPr>
+        <w:t>Yeremia 45:1–3</w:t>
+      </w:r>
+    </w:p>
+    <w:p>
+      <w:pPr>
+        <w:pStyle w:val="ListBullet"/>
+        <w:spacing w:line="240" w:lineRule="auto"/>
+        <w:ind w:left="720"/>
+      </w:pPr>
+      <w:r>
+        <w:rPr>
+          <w:lang w:val="sw_KE" w:bidi="sw_KE"/>
+        </w:rPr>
+      </w:r>
+      <w:r>
+        <w:rPr>
+          <w:lang w:val="sw_KE" w:bidi="sw_KE"/>
+        </w:rPr>
+        <w:t>Yuda 1:9–11</w:t>
+      </w:r>
+    </w:p>
+    <w:p>
+      <w:pPr>
+        <w:pStyle w:val="ListBullet"/>
+        <w:spacing w:line="240" w:lineRule="auto"/>
+        <w:ind w:left="720"/>
+      </w:pPr>
+      <w:r>
+        <w:rPr>
+          <w:lang w:val="sw_KE" w:bidi="sw_KE"/>
+        </w:rPr>
+      </w:r>
+      <w:r>
+        <w:rPr>
+          <w:lang w:val="sw_KE" w:bidi="sw_KE"/>
+        </w:rPr>
+        <w:t>Luka 6:24</w:t>
+      </w:r>
+    </w:p>
+    <w:p>
+      <w:pPr>
+        <w:pStyle w:val="ListBullet"/>
+        <w:spacing w:line="240" w:lineRule="auto"/>
+        <w:ind w:left="720"/>
+      </w:pPr>
+      <w:r>
+        <w:rPr>
+          <w:lang w:val="sw_KE" w:bidi="sw_KE"/>
+        </w:rPr>
+      </w:r>
+      <w:r>
+        <w:rPr>
+          <w:lang w:val="sw_KE" w:bidi="sw_KE"/>
+        </w:rPr>
+        <w:t>Luka 17:1–2</w:t>
+      </w:r>
+    </w:p>
+    <w:p>
+      <w:pPr>
+        <w:pStyle w:val="ListBullet"/>
+        <w:spacing w:line="240" w:lineRule="auto"/>
+        <w:ind w:left="720"/>
+      </w:pPr>
+      <w:r>
+        <w:rPr>
+          <w:lang w:val="sw_KE" w:bidi="sw_KE"/>
+        </w:rPr>
+      </w:r>
+      <w:r>
+        <w:rPr>
+          <w:lang w:val="sw_KE" w:bidi="sw_KE"/>
+        </w:rPr>
+        <w:t>Mathayo 23:23</w:t>
+      </w:r>
     </w:p>
     <w:p>
       <w:pPr>
@@ -3063,186 +2895,138 @@
           <w:lang w:val="sw_KE" w:bidi="sw_KE"/>
         </w:rPr>
       </w:r>
-      <w:hyperlink r:id="rId41">
-        <w:r>
-          <w:rPr>
-            <w:lang w:val="sw_KE" w:bidi="sw_KE"/>
-          </w:rPr>
-          <w:rPr>
-            <w:color w:val="0000EE"/>
-            <w:u w:val="single"/>
-          </w:rPr>
-          <w:t>1 Wathesalonike 3:9</w:t>
-        </w:r>
-      </w:hyperlink>
-    </w:p>
-    <w:p>
-      <w:pPr>
-        <w:pStyle w:val="ListBullet"/>
-        <w:spacing w:line="240" w:lineRule="auto"/>
-        <w:ind w:left="720"/>
-      </w:pPr>
-      <w:r>
-        <w:rPr>
-          <w:lang w:val="sw_KE" w:bidi="sw_KE"/>
-        </w:rPr>
-      </w:r>
-      <w:hyperlink r:id="rId42">
-        <w:r>
-          <w:rPr>
-            <w:lang w:val="sw_KE" w:bidi="sw_KE"/>
-          </w:rPr>
-          <w:rPr>
-            <w:color w:val="0000EE"/>
-            <w:u w:val="single"/>
-          </w:rPr>
-          <w:t>Matendo 8:24</w:t>
-        </w:r>
-      </w:hyperlink>
-    </w:p>
-    <w:p>
-      <w:pPr>
-        <w:pStyle w:val="ListBullet"/>
-        <w:spacing w:line="240" w:lineRule="auto"/>
-        <w:ind w:left="720"/>
-      </w:pPr>
-      <w:r>
-        <w:rPr>
-          <w:lang w:val="sw_KE" w:bidi="sw_KE"/>
-        </w:rPr>
-      </w:r>
-      <w:hyperlink r:id="rId43">
-        <w:r>
-          <w:rPr>
-            <w:lang w:val="sw_KE" w:bidi="sw_KE"/>
-          </w:rPr>
-          <w:rPr>
-            <w:color w:val="0000EE"/>
-            <w:u w:val="single"/>
-          </w:rPr>
-          <w:t>Matendo 14:26</w:t>
-        </w:r>
-      </w:hyperlink>
-    </w:p>
-    <w:p>
-      <w:pPr>
-        <w:pStyle w:val="ListBullet"/>
-        <w:spacing w:line="240" w:lineRule="auto"/>
-        <w:ind w:left="720"/>
-      </w:pPr>
-      <w:r>
-        <w:rPr>
-          <w:lang w:val="sw_KE" w:bidi="sw_KE"/>
-        </w:rPr>
-      </w:r>
-      <w:hyperlink r:id="rId44">
-        <w:r>
-          <w:rPr>
-            <w:lang w:val="sw_KE" w:bidi="sw_KE"/>
-          </w:rPr>
-          <w:rPr>
-            <w:color w:val="0000EE"/>
-            <w:u w:val="single"/>
-          </w:rPr>
-          <w:t>Wakolosai 4:4</w:t>
-        </w:r>
-      </w:hyperlink>
-    </w:p>
-    <w:p>
-      <w:pPr>
-        <w:pStyle w:val="ListBullet"/>
-        <w:spacing w:line="240" w:lineRule="auto"/>
-        <w:ind w:left="720"/>
-      </w:pPr>
-      <w:r>
-        <w:rPr>
-          <w:lang w:val="sw_KE" w:bidi="sw_KE"/>
-        </w:rPr>
-      </w:r>
-      <w:hyperlink r:id="rId45">
-        <w:r>
-          <w:rPr>
-            <w:lang w:val="sw_KE" w:bidi="sw_KE"/>
-          </w:rPr>
-          <w:rPr>
-            <w:color w:val="0000EE"/>
-            <w:u w:val="single"/>
-          </w:rPr>
-          <w:t>Yohana 17:9</w:t>
-        </w:r>
-      </w:hyperlink>
-    </w:p>
-    <w:p>
-      <w:pPr>
-        <w:pStyle w:val="ListBullet"/>
-        <w:spacing w:line="240" w:lineRule="auto"/>
-        <w:ind w:left="720"/>
-      </w:pPr>
-      <w:r>
-        <w:rPr>
-          <w:lang w:val="sw_KE" w:bidi="sw_KE"/>
-        </w:rPr>
-      </w:r>
-      <w:hyperlink r:id="rId46">
-        <w:r>
-          <w:rPr>
-            <w:lang w:val="sw_KE" w:bidi="sw_KE"/>
-          </w:rPr>
-          <w:rPr>
-            <w:color w:val="0000EE"/>
-            <w:u w:val="single"/>
-          </w:rPr>
-          <w:t>Luka 11:1</w:t>
-        </w:r>
-      </w:hyperlink>
-    </w:p>
-    <w:p>
-      <w:pPr>
-        <w:pStyle w:val="ListBullet"/>
-        <w:spacing w:line="240" w:lineRule="auto"/>
-        <w:ind w:left="720"/>
-      </w:pPr>
-      <w:r>
-        <w:rPr>
-          <w:lang w:val="sw_KE" w:bidi="sw_KE"/>
-        </w:rPr>
-      </w:r>
-      <w:hyperlink r:id="rId47">
-        <w:r>
-          <w:rPr>
-            <w:lang w:val="sw_KE" w:bidi="sw_KE"/>
-          </w:rPr>
-          <w:rPr>
-            <w:color w:val="0000EE"/>
-            <w:u w:val="single"/>
-          </w:rPr>
-          <w:t>Mathayo 5:43–45</w:t>
-        </w:r>
-      </w:hyperlink>
-    </w:p>
-    <w:p>
-      <w:pPr>
-        <w:pStyle w:val="ListBullet"/>
-        <w:spacing w:line="240" w:lineRule="auto"/>
-        <w:ind w:left="720"/>
-      </w:pPr>
-      <w:r>
-        <w:rPr>
-          <w:lang w:val="sw_KE" w:bidi="sw_KE"/>
-        </w:rPr>
-      </w:r>
-      <w:hyperlink r:id="rId48">
-        <w:r>
-          <w:rPr>
-            <w:lang w:val="sw_KE" w:bidi="sw_KE"/>
-          </w:rPr>
-          <w:rPr>
-            <w:color w:val="0000EE"/>
-            <w:u w:val="single"/>
-          </w:rPr>
-          <w:t>Mathayo 14:22–24</w:t>
-        </w:r>
-      </w:hyperlink>
+      <w:r>
+        <w:rPr>
+          <w:lang w:val="sw_KE" w:bidi="sw_KE"/>
+        </w:rPr>
+        <w:t>1 Wathesalonike 3:9</w:t>
+      </w:r>
+    </w:p>
+    <w:p>
+      <w:pPr>
+        <w:pStyle w:val="ListBullet"/>
+        <w:spacing w:line="240" w:lineRule="auto"/>
+        <w:ind w:left="720"/>
+      </w:pPr>
+      <w:r>
+        <w:rPr>
+          <w:lang w:val="sw_KE" w:bidi="sw_KE"/>
+        </w:rPr>
+      </w:r>
+      <w:r>
+        <w:rPr>
+          <w:lang w:val="sw_KE" w:bidi="sw_KE"/>
+        </w:rPr>
+        <w:t>Matendo 8:24</w:t>
+      </w:r>
+    </w:p>
+    <w:p>
+      <w:pPr>
+        <w:pStyle w:val="ListBullet"/>
+        <w:spacing w:line="240" w:lineRule="auto"/>
+        <w:ind w:left="720"/>
+      </w:pPr>
+      <w:r>
+        <w:rPr>
+          <w:lang w:val="sw_KE" w:bidi="sw_KE"/>
+        </w:rPr>
+      </w:r>
+      <w:r>
+        <w:rPr>
+          <w:lang w:val="sw_KE" w:bidi="sw_KE"/>
+        </w:rPr>
+        <w:t>Matendo 14:26</w:t>
+      </w:r>
+    </w:p>
+    <w:p>
+      <w:pPr>
+        <w:pStyle w:val="ListBullet"/>
+        <w:spacing w:line="240" w:lineRule="auto"/>
+        <w:ind w:left="720"/>
+      </w:pPr>
+      <w:r>
+        <w:rPr>
+          <w:lang w:val="sw_KE" w:bidi="sw_KE"/>
+        </w:rPr>
+      </w:r>
+      <w:r>
+        <w:rPr>
+          <w:lang w:val="sw_KE" w:bidi="sw_KE"/>
+        </w:rPr>
+        <w:t>Wakolosai 4:4</w:t>
+      </w:r>
+    </w:p>
+    <w:p>
+      <w:pPr>
+        <w:pStyle w:val="ListBullet"/>
+        <w:spacing w:line="240" w:lineRule="auto"/>
+        <w:ind w:left="720"/>
+      </w:pPr>
+      <w:r>
+        <w:rPr>
+          <w:lang w:val="sw_KE" w:bidi="sw_KE"/>
+        </w:rPr>
+      </w:r>
+      <w:r>
+        <w:rPr>
+          <w:lang w:val="sw_KE" w:bidi="sw_KE"/>
+        </w:rPr>
+        <w:t>Yohana 17:9</w:t>
+      </w:r>
+    </w:p>
+    <w:p>
+      <w:pPr>
+        <w:pStyle w:val="ListBullet"/>
+        <w:spacing w:line="240" w:lineRule="auto"/>
+        <w:ind w:left="720"/>
+      </w:pPr>
+      <w:r>
+        <w:rPr>
+          <w:lang w:val="sw_KE" w:bidi="sw_KE"/>
+        </w:rPr>
+      </w:r>
+      <w:r>
+        <w:rPr>
+          <w:lang w:val="sw_KE" w:bidi="sw_KE"/>
+        </w:rPr>
+        <w:t>Luka 11:1</w:t>
+      </w:r>
+    </w:p>
+    <w:p>
+      <w:pPr>
+        <w:pStyle w:val="ListBullet"/>
+        <w:spacing w:line="240" w:lineRule="auto"/>
+        <w:ind w:left="720"/>
+      </w:pPr>
+      <w:r>
+        <w:rPr>
+          <w:lang w:val="sw_KE" w:bidi="sw_KE"/>
+        </w:rPr>
+      </w:r>
+      <w:r>
+        <w:rPr>
+          <w:lang w:val="sw_KE" w:bidi="sw_KE"/>
+        </w:rPr>
+        <w:t>Mathayo 5:43–45</w:t>
+      </w:r>
+    </w:p>
+    <w:p>
+      <w:pPr>
+        <w:pStyle w:val="ListBullet"/>
+        <w:spacing w:line="240" w:lineRule="auto"/>
+        <w:ind w:left="720"/>
+      </w:pPr>
+      <w:r>
+        <w:rPr>
+          <w:lang w:val="sw_KE" w:bidi="sw_KE"/>
+        </w:rPr>
+      </w:r>
+      <w:r>
+        <w:rPr>
+          <w:lang w:val="sw_KE" w:bidi="sw_KE"/>
+        </w:rPr>
+        <w:t>Mathayo 14:22–24</w:t>
+      </w:r>
     </w:p>
     <w:p>
       <w:pPr>
@@ -3954,210 +3738,156 @@
           <w:lang w:val="sw_KE" w:bidi="sw_KE"/>
         </w:rPr>
       </w:r>
-      <w:hyperlink r:id="rId49">
-        <w:r>
-          <w:rPr>
-            <w:lang w:val="sw_KE" w:bidi="sw_KE"/>
-          </w:rPr>
-          <w:rPr>
-            <w:color w:val="0000EE"/>
-            <w:u w:val="single"/>
-          </w:rPr>
-          <w:t>Amosi 8:9–10</w:t>
-        </w:r>
-      </w:hyperlink>
-    </w:p>
-    <w:p>
-      <w:pPr>
-        <w:pStyle w:val="ListBullet"/>
-        <w:spacing w:line="240" w:lineRule="auto"/>
-        <w:ind w:left="720"/>
-      </w:pPr>
-      <w:r>
-        <w:rPr>
-          <w:lang w:val="sw_KE" w:bidi="sw_KE"/>
-        </w:rPr>
-      </w:r>
-      <w:hyperlink r:id="rId50">
-        <w:r>
-          <w:rPr>
-            <w:lang w:val="sw_KE" w:bidi="sw_KE"/>
-          </w:rPr>
-          <w:rPr>
-            <w:color w:val="0000EE"/>
-            <w:u w:val="single"/>
-          </w:rPr>
-          <w:t>Ezekieli 32:1–2</w:t>
-        </w:r>
-      </w:hyperlink>
-    </w:p>
-    <w:p>
-      <w:pPr>
-        <w:pStyle w:val="ListBullet"/>
-        <w:spacing w:line="240" w:lineRule="auto"/>
-        <w:ind w:left="720"/>
-      </w:pPr>
-      <w:r>
-        <w:rPr>
-          <w:lang w:val="sw_KE" w:bidi="sw_KE"/>
-        </w:rPr>
-      </w:r>
-      <w:hyperlink r:id="rId51">
-        <w:r>
-          <w:rPr>
-            <w:lang w:val="sw_KE" w:bidi="sw_KE"/>
-          </w:rPr>
-          <w:rPr>
-            <w:color w:val="0000EE"/>
-            <w:u w:val="single"/>
-          </w:rPr>
-          <w:t>Yeremia 22:18</w:t>
-        </w:r>
-      </w:hyperlink>
-    </w:p>
-    <w:p>
-      <w:pPr>
-        <w:pStyle w:val="ListBullet"/>
-        <w:spacing w:line="240" w:lineRule="auto"/>
-        <w:ind w:left="720"/>
-      </w:pPr>
-      <w:r>
-        <w:rPr>
-          <w:lang w:val="sw_KE" w:bidi="sw_KE"/>
-        </w:rPr>
-      </w:r>
-      <w:hyperlink r:id="rId52">
-        <w:r>
-          <w:rPr>
-            <w:lang w:val="sw_KE" w:bidi="sw_KE"/>
-          </w:rPr>
-          <w:rPr>
-            <w:color w:val="0000EE"/>
-            <w:u w:val="single"/>
-          </w:rPr>
-          <w:t>Ayubu 27:15–17</w:t>
-        </w:r>
-      </w:hyperlink>
-    </w:p>
-    <w:p>
-      <w:pPr>
-        <w:pStyle w:val="ListBullet"/>
-        <w:spacing w:line="240" w:lineRule="auto"/>
-        <w:ind w:left="720"/>
-      </w:pPr>
-      <w:r>
-        <w:rPr>
-          <w:lang w:val="sw_KE" w:bidi="sw_KE"/>
-        </w:rPr>
-      </w:r>
-      <w:hyperlink r:id="rId53">
-        <w:r>
-          <w:rPr>
-            <w:lang w:val="sw_KE" w:bidi="sw_KE"/>
-          </w:rPr>
-          <w:rPr>
-            <w:color w:val="0000EE"/>
-            <w:u w:val="single"/>
-          </w:rPr>
-          <w:t>Maombolezo 2:5</w:t>
-        </w:r>
-      </w:hyperlink>
-    </w:p>
-    <w:p>
-      <w:pPr>
-        <w:pStyle w:val="ListBullet"/>
-        <w:spacing w:line="240" w:lineRule="auto"/>
-        <w:ind w:left="720"/>
-      </w:pPr>
-      <w:r>
-        <w:rPr>
-          <w:lang w:val="sw_KE" w:bidi="sw_KE"/>
-        </w:rPr>
-      </w:r>
-      <w:hyperlink r:id="rId54">
-        <w:r>
-          <w:rPr>
-            <w:lang w:val="sw_KE" w:bidi="sw_KE"/>
-          </w:rPr>
-          <w:rPr>
-            <w:color w:val="0000EE"/>
-            <w:u w:val="single"/>
-          </w:rPr>
-          <w:t>Maombolezo 2:8</w:t>
-        </w:r>
-      </w:hyperlink>
-    </w:p>
-    <w:p>
-      <w:pPr>
-        <w:pStyle w:val="ListBullet"/>
-        <w:spacing w:line="240" w:lineRule="auto"/>
-        <w:ind w:left="720"/>
-      </w:pPr>
-      <w:r>
-        <w:rPr>
-          <w:lang w:val="sw_KE" w:bidi="sw_KE"/>
-        </w:rPr>
-      </w:r>
-      <w:hyperlink r:id="rId55">
-        <w:r>
-          <w:rPr>
-            <w:lang w:val="sw_KE" w:bidi="sw_KE"/>
-          </w:rPr>
-          <w:rPr>
-            <w:color w:val="0000EE"/>
-            <w:u w:val="single"/>
-          </w:rPr>
-          <w:t>Mika 2:4</w:t>
-        </w:r>
-      </w:hyperlink>
-    </w:p>
-    <w:p>
-      <w:pPr>
-        <w:pStyle w:val="ListBullet"/>
-        <w:spacing w:line="240" w:lineRule="auto"/>
-        <w:ind w:left="720"/>
-      </w:pPr>
-      <w:r>
-        <w:rPr>
-          <w:lang w:val="sw_KE" w:bidi="sw_KE"/>
-        </w:rPr>
-      </w:r>
-      <w:hyperlink r:id="rId56">
-        <w:r>
-          <w:rPr>
-            <w:lang w:val="sw_KE" w:bidi="sw_KE"/>
-          </w:rPr>
-          <w:rPr>
-            <w:color w:val="0000EE"/>
-            <w:u w:val="single"/>
-          </w:rPr>
-          <w:t>Zaburi 102:1–2</w:t>
-        </w:r>
-      </w:hyperlink>
-    </w:p>
-    <w:p>
-      <w:pPr>
-        <w:pStyle w:val="ListBullet"/>
-        <w:spacing w:line="240" w:lineRule="auto"/>
-        <w:ind w:left="720"/>
-      </w:pPr>
-      <w:r>
-        <w:rPr>
-          <w:lang w:val="sw_KE" w:bidi="sw_KE"/>
-        </w:rPr>
-      </w:r>
-      <w:hyperlink r:id="rId57">
-        <w:r>
-          <w:rPr>
-            <w:lang w:val="sw_KE" w:bidi="sw_KE"/>
-          </w:rPr>
-          <w:rPr>
-            <w:color w:val="0000EE"/>
-            <w:u w:val="single"/>
-          </w:rPr>
-          <w:t>Zekaria 11:2</w:t>
-        </w:r>
-      </w:hyperlink>
+      <w:r>
+        <w:rPr>
+          <w:lang w:val="sw_KE" w:bidi="sw_KE"/>
+        </w:rPr>
+        <w:t>Amosi 8:9–10</w:t>
+      </w:r>
+    </w:p>
+    <w:p>
+      <w:pPr>
+        <w:pStyle w:val="ListBullet"/>
+        <w:spacing w:line="240" w:lineRule="auto"/>
+        <w:ind w:left="720"/>
+      </w:pPr>
+      <w:r>
+        <w:rPr>
+          <w:lang w:val="sw_KE" w:bidi="sw_KE"/>
+        </w:rPr>
+      </w:r>
+      <w:r>
+        <w:rPr>
+          <w:lang w:val="sw_KE" w:bidi="sw_KE"/>
+        </w:rPr>
+        <w:t>Ezekieli 32:1–2</w:t>
+      </w:r>
+    </w:p>
+    <w:p>
+      <w:pPr>
+        <w:pStyle w:val="ListBullet"/>
+        <w:spacing w:line="240" w:lineRule="auto"/>
+        <w:ind w:left="720"/>
+      </w:pPr>
+      <w:r>
+        <w:rPr>
+          <w:lang w:val="sw_KE" w:bidi="sw_KE"/>
+        </w:rPr>
+      </w:r>
+      <w:r>
+        <w:rPr>
+          <w:lang w:val="sw_KE" w:bidi="sw_KE"/>
+        </w:rPr>
+        <w:t>Yeremia 22:18</w:t>
+      </w:r>
+    </w:p>
+    <w:p>
+      <w:pPr>
+        <w:pStyle w:val="ListBullet"/>
+        <w:spacing w:line="240" w:lineRule="auto"/>
+        <w:ind w:left="720"/>
+      </w:pPr>
+      <w:r>
+        <w:rPr>
+          <w:lang w:val="sw_KE" w:bidi="sw_KE"/>
+        </w:rPr>
+      </w:r>
+      <w:r>
+        <w:rPr>
+          <w:lang w:val="sw_KE" w:bidi="sw_KE"/>
+        </w:rPr>
+        <w:t>Ayubu 27:15–17</w:t>
+      </w:r>
+    </w:p>
+    <w:p>
+      <w:pPr>
+        <w:pStyle w:val="ListBullet"/>
+        <w:spacing w:line="240" w:lineRule="auto"/>
+        <w:ind w:left="720"/>
+      </w:pPr>
+      <w:r>
+        <w:rPr>
+          <w:lang w:val="sw_KE" w:bidi="sw_KE"/>
+        </w:rPr>
+      </w:r>
+      <w:r>
+        <w:rPr>
+          <w:lang w:val="sw_KE" w:bidi="sw_KE"/>
+        </w:rPr>
+        <w:t>Maombolezo 2:5</w:t>
+      </w:r>
+    </w:p>
+    <w:p>
+      <w:pPr>
+        <w:pStyle w:val="ListBullet"/>
+        <w:spacing w:line="240" w:lineRule="auto"/>
+        <w:ind w:left="720"/>
+      </w:pPr>
+      <w:r>
+        <w:rPr>
+          <w:lang w:val="sw_KE" w:bidi="sw_KE"/>
+        </w:rPr>
+      </w:r>
+      <w:r>
+        <w:rPr>
+          <w:lang w:val="sw_KE" w:bidi="sw_KE"/>
+        </w:rPr>
+        <w:t>Maombolezo 2:8</w:t>
+      </w:r>
+    </w:p>
+    <w:p>
+      <w:pPr>
+        <w:pStyle w:val="ListBullet"/>
+        <w:spacing w:line="240" w:lineRule="auto"/>
+        <w:ind w:left="720"/>
+      </w:pPr>
+      <w:r>
+        <w:rPr>
+          <w:lang w:val="sw_KE" w:bidi="sw_KE"/>
+        </w:rPr>
+      </w:r>
+      <w:r>
+        <w:rPr>
+          <w:lang w:val="sw_KE" w:bidi="sw_KE"/>
+        </w:rPr>
+        <w:t>Mika 2:4</w:t>
+      </w:r>
+    </w:p>
+    <w:p>
+      <w:pPr>
+        <w:pStyle w:val="ListBullet"/>
+        <w:spacing w:line="240" w:lineRule="auto"/>
+        <w:ind w:left="720"/>
+      </w:pPr>
+      <w:r>
+        <w:rPr>
+          <w:lang w:val="sw_KE" w:bidi="sw_KE"/>
+        </w:rPr>
+      </w:r>
+      <w:r>
+        <w:rPr>
+          <w:lang w:val="sw_KE" w:bidi="sw_KE"/>
+        </w:rPr>
+        <w:t>Zaburi 102:1–2</w:t>
+      </w:r>
+    </w:p>
+    <w:p>
+      <w:pPr>
+        <w:pStyle w:val="ListBullet"/>
+        <w:spacing w:line="240" w:lineRule="auto"/>
+        <w:ind w:left="720"/>
+      </w:pPr>
+      <w:r>
+        <w:rPr>
+          <w:lang w:val="sw_KE" w:bidi="sw_KE"/>
+        </w:rPr>
+      </w:r>
+      <w:r>
+        <w:rPr>
+          <w:lang w:val="sw_KE" w:bidi="sw_KE"/>
+        </w:rPr>
+        <w:t>Zekaria 11:2</w:t>
+      </w:r>
     </w:p>
     <w:p>
       <w:pPr>
@@ -4397,114 +4127,84 @@
           <w:lang w:val="sw_KE" w:bidi="sw_KE"/>
         </w:rPr>
       </w:r>
-      <w:hyperlink r:id="rId58">
-        <w:r>
-          <w:rPr>
-            <w:lang w:val="sw_KE" w:bidi="sw_KE"/>
-          </w:rPr>
-          <w:rPr>
-            <w:color w:val="0000EE"/>
-            <w:u w:val="single"/>
-          </w:rPr>
-          <w:t>1 Samweli 15:34–35</w:t>
-        </w:r>
-      </w:hyperlink>
-    </w:p>
-    <w:p>
-      <w:pPr>
-        <w:pStyle w:val="ListBullet"/>
-        <w:spacing w:line="240" w:lineRule="auto"/>
-        <w:ind w:left="720"/>
-      </w:pPr>
-      <w:r>
-        <w:rPr>
-          <w:lang w:val="sw_KE" w:bidi="sw_KE"/>
-        </w:rPr>
-      </w:r>
-      <w:hyperlink r:id="rId59">
-        <w:r>
-          <w:rPr>
-            <w:lang w:val="sw_KE" w:bidi="sw_KE"/>
-          </w:rPr>
-          <w:rPr>
-            <w:color w:val="0000EE"/>
-            <w:u w:val="single"/>
-          </w:rPr>
-          <w:t>2 Samweli 1:11</w:t>
-        </w:r>
-      </w:hyperlink>
-    </w:p>
-    <w:p>
-      <w:pPr>
-        <w:pStyle w:val="ListBullet"/>
-        <w:spacing w:line="240" w:lineRule="auto"/>
-        <w:ind w:left="720"/>
-      </w:pPr>
-      <w:r>
-        <w:rPr>
-          <w:lang w:val="sw_KE" w:bidi="sw_KE"/>
-        </w:rPr>
-      </w:r>
-      <w:hyperlink r:id="rId60">
-        <w:r>
-          <w:rPr>
-            <w:lang w:val="sw_KE" w:bidi="sw_KE"/>
-          </w:rPr>
-          <w:rPr>
-            <w:color w:val="0000EE"/>
-            <w:u w:val="single"/>
-          </w:rPr>
-          <w:t>Mwanzo 23:2</w:t>
-        </w:r>
-      </w:hyperlink>
-    </w:p>
-    <w:p>
-      <w:pPr>
-        <w:pStyle w:val="ListBullet"/>
-        <w:spacing w:line="240" w:lineRule="auto"/>
-        <w:ind w:left="720"/>
-      </w:pPr>
-      <w:r>
-        <w:rPr>
-          <w:lang w:val="sw_KE" w:bidi="sw_KE"/>
-        </w:rPr>
-      </w:r>
-      <w:hyperlink r:id="rId61">
-        <w:r>
-          <w:rPr>
-            <w:lang w:val="sw_KE" w:bidi="sw_KE"/>
-          </w:rPr>
-          <w:rPr>
-            <w:color w:val="0000EE"/>
-            <w:u w:val="single"/>
-          </w:rPr>
-          <w:t>Luka 7:31–32</w:t>
-        </w:r>
-      </w:hyperlink>
-    </w:p>
-    <w:p>
-      <w:pPr>
-        <w:pStyle w:val="ListBullet"/>
-        <w:spacing w:line="240" w:lineRule="auto"/>
-        <w:ind w:left="720"/>
-      </w:pPr>
-      <w:r>
-        <w:rPr>
-          <w:lang w:val="sw_KE" w:bidi="sw_KE"/>
-        </w:rPr>
-      </w:r>
-      <w:hyperlink r:id="rId62">
-        <w:r>
-          <w:rPr>
-            <w:lang w:val="sw_KE" w:bidi="sw_KE"/>
-          </w:rPr>
-          <w:rPr>
-            <w:color w:val="0000EE"/>
-            <w:u w:val="single"/>
-          </w:rPr>
-          <w:t>Mathayo 11:17</w:t>
-        </w:r>
-      </w:hyperlink>
+      <w:r>
+        <w:rPr>
+          <w:lang w:val="sw_KE" w:bidi="sw_KE"/>
+        </w:rPr>
+        <w:t>1 Samweli 15:34–35</w:t>
+      </w:r>
+    </w:p>
+    <w:p>
+      <w:pPr>
+        <w:pStyle w:val="ListBullet"/>
+        <w:spacing w:line="240" w:lineRule="auto"/>
+        <w:ind w:left="720"/>
+      </w:pPr>
+      <w:r>
+        <w:rPr>
+          <w:lang w:val="sw_KE" w:bidi="sw_KE"/>
+        </w:rPr>
+      </w:r>
+      <w:r>
+        <w:rPr>
+          <w:lang w:val="sw_KE" w:bidi="sw_KE"/>
+        </w:rPr>
+        <w:t>2 Samweli 1:11</w:t>
+      </w:r>
+    </w:p>
+    <w:p>
+      <w:pPr>
+        <w:pStyle w:val="ListBullet"/>
+        <w:spacing w:line="240" w:lineRule="auto"/>
+        <w:ind w:left="720"/>
+      </w:pPr>
+      <w:r>
+        <w:rPr>
+          <w:lang w:val="sw_KE" w:bidi="sw_KE"/>
+        </w:rPr>
+      </w:r>
+      <w:r>
+        <w:rPr>
+          <w:lang w:val="sw_KE" w:bidi="sw_KE"/>
+        </w:rPr>
+        <w:t>Mwanzo 23:2</w:t>
+      </w:r>
+    </w:p>
+    <w:p>
+      <w:pPr>
+        <w:pStyle w:val="ListBullet"/>
+        <w:spacing w:line="240" w:lineRule="auto"/>
+        <w:ind w:left="720"/>
+      </w:pPr>
+      <w:r>
+        <w:rPr>
+          <w:lang w:val="sw_KE" w:bidi="sw_KE"/>
+        </w:rPr>
+      </w:r>
+      <w:r>
+        <w:rPr>
+          <w:lang w:val="sw_KE" w:bidi="sw_KE"/>
+        </w:rPr>
+        <w:t>Luka 7:31–32</w:t>
+      </w:r>
+    </w:p>
+    <w:p>
+      <w:pPr>
+        <w:pStyle w:val="ListBullet"/>
+        <w:spacing w:line="240" w:lineRule="auto"/>
+        <w:ind w:left="720"/>
+      </w:pPr>
+      <w:r>
+        <w:rPr>
+          <w:lang w:val="sw_KE" w:bidi="sw_KE"/>
+        </w:rPr>
+      </w:r>
+      <w:r>
+        <w:rPr>
+          <w:lang w:val="sw_KE" w:bidi="sw_KE"/>
+        </w:rPr>
+        <w:t>Mathayo 11:17</w:t>
+      </w:r>
     </w:p>
     <w:p>
       <w:pPr>
@@ -4746,18 +4446,12 @@
           <w:lang w:val="sw_KE" w:bidi="sw_KE"/>
         </w:rPr>
       </w:r>
-      <w:hyperlink r:id="rId63">
-        <w:r>
-          <w:rPr>
-            <w:lang w:val="sw_KE" w:bidi="sw_KE"/>
-          </w:rPr>
-          <w:rPr>
-            <w:color w:val="0000EE"/>
-            <w:u w:val="single"/>
-          </w:rPr>
-          <w:t>2 Mambo ya Nyakati 22:1–3</w:t>
-        </w:r>
-      </w:hyperlink>
+      <w:r>
+        <w:rPr>
+          <w:lang w:val="sw_KE" w:bidi="sw_KE"/>
+        </w:rPr>
+        <w:t>2 Mambo ya Nyakati 22:1–3</w:t>
+      </w:r>
     </w:p>
     <w:p>
       <w:pPr>
@@ -4923,18 +4617,12 @@
           <w:lang w:val="sw_KE" w:bidi="sw_KE"/>
         </w:rPr>
       </w:r>
-      <w:hyperlink r:id="rId64">
-        <w:r>
-          <w:rPr>
-            <w:lang w:val="sw_KE" w:bidi="sw_KE"/>
-          </w:rPr>
-          <w:rPr>
-            <w:color w:val="0000EE"/>
-            <w:u w:val="single"/>
-          </w:rPr>
-          <w:t>Nehemia 9:32–34</w:t>
-        </w:r>
-      </w:hyperlink>
+      <w:r>
+        <w:rPr>
+          <w:lang w:val="sw_KE" w:bidi="sw_KE"/>
+        </w:rPr>
+        <w:t>Nehemia 9:32–34</w:t>
+      </w:r>
     </w:p>
     <w:p>
       <w:pPr>

--- a/swh/docx/016.content.docx
+++ b/swh/docx/016.content.docx
@@ -1101,19 +1101,7 @@
         <w:rPr>
           <w:lang w:val="sw_KE" w:bidi="sw_KE"/>
         </w:rPr>
-        <w:t xml:space="preserve">, </w:t>
-      </w:r>
-      <w:r>
-        <w:rPr>
-          <w:lang w:val="sw_KE" w:bidi="sw_KE"/>
-        </w:rPr>
-        <w:t>toa</w:t>
-      </w:r>
-      <w:r>
-        <w:rPr>
-          <w:lang w:val="sw_KE" w:bidi="sw_KE"/>
-        </w:rPr>
-        <w:t xml:space="preserve">, </w:t>
+        <w:t xml:space="preserve">, toa, </w:t>
       </w:r>
       <w:r>
         <w:rPr>
